--- a/outputs/10_策略调整记录.docx
+++ b/outputs/10_策略调整记录.docx
@@ -393,7 +393,7 @@
           <w:b w:val="0"/>
           <w:sz w:val="24"/>
         </w:rPr>
-        <w:t>当前候选池前3位：紫金矿业、中国平安、长江电力。后续根据路演反馈与复盘结果滚动调整。</w:t>
+        <w:t>当前候选池前3位：紫金矿业、中国平安、宁德时代。后续根据路演反馈与复盘结果滚动调整。</w:t>
       </w:r>
     </w:p>
     <w:sectPr>

--- a/outputs/10_策略调整记录.docx
+++ b/outputs/10_策略调整记录.docx
@@ -393,7 +393,7 @@
           <w:b w:val="0"/>
           <w:sz w:val="24"/>
         </w:rPr>
-        <w:t>当前候选池前3位：紫金矿业、中国平安、宁德时代。后续根据路演反馈与复盘结果滚动调整。</w:t>
+        <w:t>当前候选池前3位：紫金矿业、中国平安、长江电力。后续根据路演反馈与复盘结果滚动调整。</w:t>
       </w:r>
     </w:p>
     <w:sectPr>

--- a/outputs/10_策略调整记录.docx
+++ b/outputs/10_策略调整记录.docx
@@ -27,7 +27,21 @@
           <w:b w:val="0"/>
           <w:sz w:val="24"/>
         </w:rPr>
-        <w:t>本记录由工作流在策略参数或市场状态变化时自动更新。</w:t>
+        <w:t>本记录由工作流在策略参数或市场状态变化时自动更新，每条调整都遵循“发现的问题 → 验证方式 → 调整内容 → 预期效果 → 可能风险”的证据链。</w:t>
+      </w:r>
+    </w:p>
+    <w:p>
+      <w:pPr>
+        <w:spacing w:after="160" w:line="312" w:lineRule="auto"/>
+        <w:jc w:val="left"/>
+      </w:pPr>
+      <w:r>
+        <w:rPr>
+          <w:rFonts w:ascii="Times New Roman" w:hAnsi="Times New Roman" w:eastAsia="宋体"/>
+          <w:b/>
+          <w:sz w:val="24"/>
+        </w:rPr>
+        <w:t>一、调整历程</w:t>
       </w:r>
     </w:p>
     <w:tbl>
@@ -59,9 +73,47 @@
               <w:rPr>
                 <w:rFonts w:ascii="Times New Roman" w:hAnsi="Times New Roman" w:eastAsia="宋体"/>
                 <w:b/>
-                <w:sz w:val="18"/>
+                <w:sz w:val="16"/>
               </w:rPr>
-              <w:t>调整日期</w:t>
+              <w:t>时间</w:t>
+            </w:r>
+          </w:p>
+        </w:tc>
+        <w:tc>
+          <w:tcPr>
+            <w:tcW w:type="dxa" w:w="1928"/>
+          </w:tcPr>
+          <w:p>
+            <w:pPr>
+              <w:jc w:val="center"/>
+            </w:pPr>
+            <w:r/>
+            <w:r>
+              <w:rPr>
+                <w:rFonts w:ascii="Times New Roman" w:hAnsi="Times New Roman" w:eastAsia="宋体"/>
+                <w:b/>
+                <w:sz w:val="16"/>
+              </w:rPr>
+              <w:t>原策略</w:t>
+            </w:r>
+          </w:p>
+        </w:tc>
+        <w:tc>
+          <w:tcPr>
+            <w:tcW w:type="dxa" w:w="1814"/>
+          </w:tcPr>
+          <w:p>
+            <w:pPr>
+              <w:jc w:val="center"/>
+            </w:pPr>
+            <w:r/>
+            <w:r>
+              <w:rPr>
+                <w:rFonts w:ascii="Times New Roman" w:hAnsi="Times New Roman" w:eastAsia="宋体"/>
+                <w:b/>
+                <w:sz w:val="16"/>
+              </w:rPr>
+              <w:t>发现的问题</w:t>
             </w:r>
           </w:p>
         </w:tc>
@@ -78,45 +130,7 @@
               <w:rPr>
                 <w:rFonts w:ascii="Times New Roman" w:hAnsi="Times New Roman" w:eastAsia="宋体"/>
                 <w:b/>
-                <w:sz w:val="18"/>
-              </w:rPr>
-              <w:t>原策略</w:t>
-            </w:r>
-          </w:p>
-        </w:tc>
-        <w:tc>
-          <w:tcPr>
-            <w:tcW w:type="dxa" w:w="1701"/>
-          </w:tcPr>
-          <w:p>
-            <w:pPr>
-              <w:jc w:val="center"/>
-            </w:pPr>
-            <w:r/>
-            <w:r>
-              <w:rPr>
-                <w:rFonts w:ascii="Times New Roman" w:hAnsi="Times New Roman" w:eastAsia="宋体"/>
-                <w:b/>
-                <w:sz w:val="18"/>
-              </w:rPr>
-              <w:t>发现问题</w:t>
-            </w:r>
-          </w:p>
-        </w:tc>
-        <w:tc>
-          <w:tcPr>
-            <w:tcW w:type="dxa" w:w="1928"/>
-          </w:tcPr>
-          <w:p>
-            <w:pPr>
-              <w:jc w:val="center"/>
-            </w:pPr>
-            <w:r/>
-            <w:r>
-              <w:rPr>
-                <w:rFonts w:ascii="Times New Roman" w:hAnsi="Times New Roman" w:eastAsia="宋体"/>
-                <w:b/>
-                <w:sz w:val="18"/>
+                <w:sz w:val="16"/>
               </w:rPr>
               <w:t>调整内容</w:t>
             </w:r>
@@ -135,7 +149,7 @@
               <w:rPr>
                 <w:rFonts w:ascii="Times New Roman" w:hAnsi="Times New Roman" w:eastAsia="宋体"/>
                 <w:b/>
-                <w:sz w:val="18"/>
+                <w:sz w:val="16"/>
               </w:rPr>
               <w:t>预期效果</w:t>
             </w:r>
@@ -143,7 +157,7 @@
         </w:tc>
         <w:tc>
           <w:tcPr>
-            <w:tcW w:type="dxa" w:w="1587"/>
+            <w:tcW w:type="dxa" w:w="1474"/>
           </w:tcPr>
           <w:p>
             <w:pPr>
@@ -154,7 +168,7 @@
               <w:rPr>
                 <w:rFonts w:ascii="Times New Roman" w:hAnsi="Times New Roman" w:eastAsia="宋体"/>
                 <w:b/>
-                <w:sz w:val="18"/>
+                <w:sz w:val="16"/>
               </w:rPr>
               <w:t>可能风险</w:t>
             </w:r>
@@ -174,9 +188,45 @@
             <w:r>
               <w:rPr>
                 <w:rFonts w:ascii="Times New Roman" w:hAnsi="Times New Roman" w:eastAsia="宋体"/>
-                <w:sz w:val="18"/>
+                <w:sz w:val="16"/>
               </w:rPr>
-              <w:t>初始</w:t>
+              <w:t>初始建仓</w:t>
+            </w:r>
+          </w:p>
+        </w:tc>
+        <w:tc>
+          <w:tcPr>
+            <w:tcW w:type="dxa" w:w="1928"/>
+          </w:tcPr>
+          <w:p>
+            <w:pPr>
+              <w:jc w:val="center"/>
+            </w:pPr>
+            <w:r/>
+            <w:r>
+              <w:rPr>
+                <w:rFonts w:ascii="Times New Roman" w:hAnsi="Times New Roman" w:eastAsia="宋体"/>
+                <w:sz w:val="16"/>
+              </w:rPr>
+              <w:t>候选池评分选股，单只≤30%，止盈9%/止损8%</w:t>
+            </w:r>
+          </w:p>
+        </w:tc>
+        <w:tc>
+          <w:tcPr>
+            <w:tcW w:type="dxa" w:w="1814"/>
+          </w:tcPr>
+          <w:p>
+            <w:pPr>
+              <w:jc w:val="center"/>
+            </w:pPr>
+            <w:r/>
+            <w:r>
+              <w:rPr>
+                <w:rFonts w:ascii="Times New Roman" w:hAnsi="Times New Roman" w:eastAsia="宋体"/>
+                <w:sz w:val="16"/>
+              </w:rPr>
+              <w:t>—</w:t>
             </w:r>
           </w:p>
         </w:tc>
@@ -192,45 +242,9 @@
             <w:r>
               <w:rPr>
                 <w:rFonts w:ascii="Times New Roman" w:hAnsi="Times New Roman" w:eastAsia="宋体"/>
-                <w:sz w:val="18"/>
+                <w:sz w:val="16"/>
               </w:rPr>
-              <w:t>候选池评分选股，单只≤30%，止盈9%/止损8%</w:t>
-            </w:r>
-          </w:p>
-        </w:tc>
-        <w:tc>
-          <w:tcPr>
-            <w:tcW w:type="dxa" w:w="1701"/>
-          </w:tcPr>
-          <w:p>
-            <w:pPr>
-              <w:jc w:val="center"/>
-            </w:pPr>
-            <w:r/>
-            <w:r>
-              <w:rPr>
-                <w:rFonts w:ascii="Times New Roman" w:hAnsi="Times New Roman" w:eastAsia="宋体"/>
-                <w:sz w:val="18"/>
-              </w:rPr>
-              <w:t>—</w:t>
-            </w:r>
-          </w:p>
-        </w:tc>
-        <w:tc>
-          <w:tcPr>
-            <w:tcW w:type="dxa" w:w="1928"/>
-          </w:tcPr>
-          <w:p>
-            <w:pPr>
-              <w:jc w:val="center"/>
-            </w:pPr>
-            <w:r/>
-            <w:r>
-              <w:rPr>
-                <w:rFonts w:ascii="Times New Roman" w:hAnsi="Times New Roman" w:eastAsia="宋体"/>
-                <w:sz w:val="18"/>
-              </w:rPr>
-              <w:t>建立初始组合：ETF底仓+评分前3个股</w:t>
+              <w:t>建立初始组合：宽基ETF底仓 + 评分前列个股</w:t>
             </w:r>
           </w:p>
         </w:tc>
@@ -246,7 +260,7 @@
             <w:r>
               <w:rPr>
                 <w:rFonts w:ascii="Times New Roman" w:hAnsi="Times New Roman" w:eastAsia="宋体"/>
-                <w:sz w:val="18"/>
+                <w:sz w:val="16"/>
               </w:rPr>
               <w:t>分散风险、跟踪市场</w:t>
             </w:r>
@@ -254,7 +268,7 @@
         </w:tc>
         <w:tc>
           <w:tcPr>
-            <w:tcW w:type="dxa" w:w="1587"/>
+            <w:tcW w:type="dxa" w:w="1474"/>
           </w:tcPr>
           <w:p>
             <w:pPr>
@@ -264,7 +278,7 @@
             <w:r>
               <w:rPr>
                 <w:rFonts w:ascii="Times New Roman" w:hAnsi="Times New Roman" w:eastAsia="宋体"/>
-                <w:sz w:val="18"/>
+                <w:sz w:val="16"/>
               </w:rPr>
               <w:t>市场急跌时底仓同样受损</w:t>
             </w:r>
@@ -284,9 +298,45 @@
             <w:r>
               <w:rPr>
                 <w:rFonts w:ascii="Times New Roman" w:hAnsi="Times New Roman" w:eastAsia="宋体"/>
-                <w:sz w:val="18"/>
+                <w:sz w:val="16"/>
               </w:rPr>
-              <w:t>动态</w:t>
+              <w:t>运行中</w:t>
+            </w:r>
+          </w:p>
+        </w:tc>
+        <w:tc>
+          <w:tcPr>
+            <w:tcW w:type="dxa" w:w="1928"/>
+          </w:tcPr>
+          <w:p>
+            <w:pPr>
+              <w:jc w:val="center"/>
+            </w:pPr>
+            <w:r/>
+            <w:r>
+              <w:rPr>
+                <w:rFonts w:ascii="Times New Roman" w:hAnsi="Times New Roman" w:eastAsia="宋体"/>
+                <w:sz w:val="16"/>
+              </w:rPr>
+              <w:t>止盈9%/止损8%</w:t>
+            </w:r>
+          </w:p>
+        </w:tc>
+        <w:tc>
+          <w:tcPr>
+            <w:tcW w:type="dxa" w:w="1814"/>
+          </w:tcPr>
+          <w:p>
+            <w:pPr>
+              <w:jc w:val="center"/>
+            </w:pPr>
+            <w:r/>
+            <w:r>
+              <w:rPr>
+                <w:rFonts w:ascii="Times New Roman" w:hAnsi="Times New Roman" w:eastAsia="宋体"/>
+                <w:sz w:val="16"/>
+              </w:rPr>
+              <w:t>技术面恶化（MACD死叉且技术分&lt;45）</w:t>
             </w:r>
           </w:p>
         </w:tc>
@@ -302,9 +352,881 @@
             <w:r>
               <w:rPr>
                 <w:rFonts w:ascii="Times New Roman" w:hAnsi="Times New Roman" w:eastAsia="宋体"/>
+                <w:sz w:val="16"/>
+              </w:rPr>
+              <w:t>提前于止盈/止损线离场</w:t>
+            </w:r>
+          </w:p>
+        </w:tc>
+        <w:tc>
+          <w:tcPr>
+            <w:tcW w:type="dxa" w:w="1474"/>
+          </w:tcPr>
+          <w:p>
+            <w:pPr>
+              <w:jc w:val="center"/>
+            </w:pPr>
+            <w:r/>
+            <w:r>
+              <w:rPr>
+                <w:rFonts w:ascii="Times New Roman" w:hAnsi="Times New Roman" w:eastAsia="宋体"/>
+                <w:sz w:val="16"/>
+              </w:rPr>
+              <w:t>减少回撤、执行纪律</w:t>
+            </w:r>
+          </w:p>
+        </w:tc>
+        <w:tc>
+          <w:tcPr>
+            <w:tcW w:type="dxa" w:w="1474"/>
+          </w:tcPr>
+          <w:p>
+            <w:pPr>
+              <w:jc w:val="center"/>
+            </w:pPr>
+            <w:r/>
+            <w:r>
+              <w:rPr>
+                <w:rFonts w:ascii="Times New Roman" w:hAnsi="Times New Roman" w:eastAsia="宋体"/>
+                <w:sz w:val="16"/>
+              </w:rPr>
+              <w:t>震荡市中可能被反复洗出</w:t>
+            </w:r>
+          </w:p>
+        </w:tc>
+      </w:tr>
+      <w:tr>
+        <w:tc>
+          <w:tcPr>
+            <w:tcW w:type="dxa" w:w="1247"/>
+          </w:tcPr>
+          <w:p>
+            <w:pPr>
+              <w:jc w:val="center"/>
+            </w:pPr>
+            <w:r/>
+            <w:r>
+              <w:rPr>
+                <w:rFonts w:ascii="Times New Roman" w:hAnsi="Times New Roman" w:eastAsia="宋体"/>
+                <w:sz w:val="16"/>
+              </w:rPr>
+              <w:t>2026-09-08</w:t>
+              <w:br/>
+              <w:t>第一次策略升级</w:t>
+            </w:r>
+          </w:p>
+        </w:tc>
+        <w:tc>
+          <w:tcPr>
+            <w:tcW w:type="dxa" w:w="1928"/>
+          </w:tcPr>
+          <w:p>
+            <w:pPr>
+              <w:jc w:val="center"/>
+            </w:pPr>
+            <w:r/>
+            <w:r>
+              <w:rPr>
+                <w:rFonts w:ascii="Times New Roman" w:hAnsi="Times New Roman" w:eastAsia="宋体"/>
+                <w:sz w:val="16"/>
+              </w:rPr>
+              <w:t>固定止盈+9%；单日最多建仓3只；ETF底仓约20%</w:t>
+            </w:r>
+          </w:p>
+        </w:tc>
+        <w:tc>
+          <w:tcPr>
+            <w:tcW w:type="dxa" w:w="1814"/>
+          </w:tcPr>
+          <w:p>
+            <w:pPr>
+              <w:jc w:val="center"/>
+            </w:pPr>
+            <w:r/>
+            <w:r>
+              <w:rPr>
+                <w:rFonts w:ascii="Times New Roman" w:hAnsi="Times New Roman" w:eastAsia="宋体"/>
+                <w:sz w:val="16"/>
+              </w:rPr>
+              <w:t>回测发现固定止盈在震荡市被反复洗出；换手越高收益越低（12笔&gt;64笔&gt;110笔&gt;359笔）</w:t>
+            </w:r>
+          </w:p>
+        </w:tc>
+        <w:tc>
+          <w:tcPr>
+            <w:tcW w:type="dxa" w:w="2041"/>
+          </w:tcPr>
+          <w:p>
+            <w:pPr>
+              <w:jc w:val="center"/>
+            </w:pPr>
+            <w:r/>
+            <w:r>
+              <w:rPr>
+                <w:rFonts w:ascii="Times New Roman" w:hAnsi="Times New Roman" w:eastAsia="宋体"/>
+                <w:sz w:val="16"/>
+              </w:rPr>
+              <w:t>改为移动止损（自持仓最高价回撤12%）替代固定止盈；ETF底仓目标权重提至30%；单日最多建仓降为2只</w:t>
+            </w:r>
+          </w:p>
+        </w:tc>
+        <w:tc>
+          <w:tcPr>
+            <w:tcW w:type="dxa" w:w="1474"/>
+          </w:tcPr>
+          <w:p>
+            <w:pPr>
+              <w:jc w:val="center"/>
+            </w:pPr>
+            <w:r/>
+            <w:r>
+              <w:rPr>
+                <w:rFonts w:ascii="Times New Roman" w:hAnsi="Times New Roman" w:eastAsia="宋体"/>
+                <w:sz w:val="16"/>
+              </w:rPr>
+              <w:t>减少无效交易与手续费损耗，让盈利标的充分奔跑</w:t>
+            </w:r>
+          </w:p>
+        </w:tc>
+        <w:tc>
+          <w:tcPr>
+            <w:tcW w:type="dxa" w:w="1474"/>
+          </w:tcPr>
+          <w:p>
+            <w:pPr>
+              <w:jc w:val="center"/>
+            </w:pPr>
+            <w:r/>
+            <w:r>
+              <w:rPr>
+                <w:rFonts w:ascii="Times New Roman" w:hAnsi="Times New Roman" w:eastAsia="宋体"/>
+                <w:sz w:val="16"/>
+              </w:rPr>
+              <w:t>趋势反转时回撤可能大于固定止盈</w:t>
+            </w:r>
+          </w:p>
+        </w:tc>
+      </w:tr>
+      <w:tr>
+        <w:tc>
+          <w:tcPr>
+            <w:tcW w:type="dxa" w:w="1247"/>
+          </w:tcPr>
+          <w:p>
+            <w:pPr>
+              <w:jc w:val="center"/>
+            </w:pPr>
+            <w:r/>
+            <w:r>
+              <w:rPr>
+                <w:rFonts w:ascii="Times New Roman" w:hAnsi="Times New Roman" w:eastAsia="宋体"/>
+                <w:sz w:val="16"/>
+              </w:rPr>
+              <w:t>2026-09-08</w:t>
+              <w:br/>
+              <w:t>数据源加固</w:t>
+            </w:r>
+          </w:p>
+        </w:tc>
+        <w:tc>
+          <w:tcPr>
+            <w:tcW w:type="dxa" w:w="1928"/>
+          </w:tcPr>
+          <w:p>
+            <w:pPr>
+              <w:jc w:val="center"/>
+            </w:pPr>
+            <w:r/>
+            <w:r>
+              <w:rPr>
+                <w:rFonts w:ascii="Times New Roman" w:hAnsi="Times New Roman" w:eastAsia="宋体"/>
+                <w:sz w:val="16"/>
+              </w:rPr>
+              <w:t>单一东方财富接口</w:t>
+            </w:r>
+          </w:p>
+        </w:tc>
+        <w:tc>
+          <w:tcPr>
+            <w:tcW w:type="dxa" w:w="1814"/>
+          </w:tcPr>
+          <w:p>
+            <w:pPr>
+              <w:jc w:val="center"/>
+            </w:pPr>
+            <w:r/>
+            <w:r>
+              <w:rPr>
+                <w:rFonts w:ascii="Times New Roman" w:hAnsi="Times New Roman" w:eastAsia="宋体"/>
+                <w:sz w:val="16"/>
+              </w:rPr>
+              <w:t>东财接口偶发 502/超时，导致云端流水线 exit 1</w:t>
+            </w:r>
+          </w:p>
+        </w:tc>
+        <w:tc>
+          <w:tcPr>
+            <w:tcW w:type="dxa" w:w="2041"/>
+          </w:tcPr>
+          <w:p>
+            <w:pPr>
+              <w:jc w:val="center"/>
+            </w:pPr>
+            <w:r/>
+            <w:r>
+              <w:rPr>
+                <w:rFonts w:ascii="Times New Roman" w:hAnsi="Times New Roman" w:eastAsia="宋体"/>
+                <w:sz w:val="16"/>
+              </w:rPr>
+              <w:t>增加腾讯备用数据源（只补缺口不覆盖东财口径）+ 缓存回退 + 收盘数据自愈重试</w:t>
+            </w:r>
+          </w:p>
+        </w:tc>
+        <w:tc>
+          <w:tcPr>
+            <w:tcW w:type="dxa" w:w="1474"/>
+          </w:tcPr>
+          <w:p>
+            <w:pPr>
+              <w:jc w:val="center"/>
+            </w:pPr>
+            <w:r/>
+            <w:r>
+              <w:rPr>
+                <w:rFonts w:ascii="Times New Roman" w:hAnsi="Times New Roman" w:eastAsia="宋体"/>
+                <w:sz w:val="16"/>
+              </w:rPr>
+              <w:t>云端连续运行不再因单一数据源抖动中断</w:t>
+            </w:r>
+          </w:p>
+        </w:tc>
+        <w:tc>
+          <w:tcPr>
+            <w:tcW w:type="dxa" w:w="1474"/>
+          </w:tcPr>
+          <w:p>
+            <w:pPr>
+              <w:jc w:val="center"/>
+            </w:pPr>
+            <w:r/>
+            <w:r>
+              <w:rPr>
+                <w:rFonts w:ascii="Times New Roman" w:hAnsi="Times New Roman" w:eastAsia="宋体"/>
+                <w:sz w:val="16"/>
+              </w:rPr>
+              <w:t>两套复权口径混用风险（已用数据溯源规则约束）</w:t>
+            </w:r>
+          </w:p>
+        </w:tc>
+      </w:tr>
+    </w:tbl>
+    <w:p>
+      <w:pPr>
+        <w:spacing w:after="160" w:line="312" w:lineRule="auto"/>
+        <w:jc w:val="left"/>
+      </w:pPr>
+      <w:r>
+        <w:rPr>
+          <w:rFonts w:ascii="Times New Roman" w:hAnsi="Times New Roman" w:eastAsia="宋体"/>
+          <w:b/>
+          <w:sz w:val="24"/>
+        </w:rPr>
+        <w:t>二、回测验证（2025-04-21 ~ 2026-09-07，338 个交易日）</w:t>
+      </w:r>
+    </w:p>
+    <w:p>
+      <w:pPr>
+        <w:spacing w:after="120" w:line="312" w:lineRule="auto"/>
+        <w:ind w:firstLine="480"/>
+        <w:jc w:val="both"/>
+      </w:pPr>
+      <w:r>
+        <w:rPr>
+          <w:rFonts w:ascii="Times New Roman" w:hAnsi="Times New Roman" w:eastAsia="宋体"/>
+          <w:b w:val="0"/>
+          <w:sz w:val="24"/>
+        </w:rPr>
+        <w:t>回测采用离线行情缓存、决策日收盘生成信号、次日开盘成交，与线上逻辑对齐。重要前提：用“今天的财务数据”去回测过去会产生前视偏差——把基本面分数随机打乱后，策略收益从 +52.8% 掉到 +3.5%，说明大部分“超额”来自事后已知的好公司。因此下表以基本面统一为中性分（60分）的无偏对照为准。</w:t>
+      </w:r>
+    </w:p>
+    <w:tbl>
+      <w:tblPr>
+        <w:tblStyle w:val="TableGrid"/>
+        <w:tblW w:type="auto" w:w="0"/>
+        <w:jc w:val="center"/>
+        <w:tblLook w:firstColumn="1" w:firstRow="1" w:lastColumn="0" w:lastRow="0" w:noHBand="0" w:noVBand="1" w:val="04A0"/>
+      </w:tblPr>
+      <w:tblGrid>
+        <w:gridCol w:w="1440"/>
+        <w:gridCol w:w="1440"/>
+        <w:gridCol w:w="1440"/>
+        <w:gridCol w:w="1440"/>
+        <w:gridCol w:w="1440"/>
+        <w:gridCol w:w="1440"/>
+      </w:tblGrid>
+      <w:tr>
+        <w:tc>
+          <w:tcPr>
+            <w:tcW w:type="dxa" w:w="2948"/>
+          </w:tcPr>
+          <w:p>
+            <w:pPr>
+              <w:jc w:val="center"/>
+            </w:pPr>
+            <w:r/>
+            <w:r>
+              <w:rPr>
+                <w:rFonts w:ascii="Times New Roman" w:hAnsi="Times New Roman" w:eastAsia="宋体"/>
+                <w:b/>
                 <w:sz w:val="18"/>
               </w:rPr>
-              <w:t>止盈9%/止损8%</w:t>
+              <w:t>离场规则</w:t>
+            </w:r>
+          </w:p>
+        </w:tc>
+        <w:tc>
+          <w:tcPr>
+            <w:tcW w:type="dxa" w:w="1247"/>
+          </w:tcPr>
+          <w:p>
+            <w:pPr>
+              <w:jc w:val="center"/>
+            </w:pPr>
+            <w:r/>
+            <w:r>
+              <w:rPr>
+                <w:rFonts w:ascii="Times New Roman" w:hAnsi="Times New Roman" w:eastAsia="宋体"/>
+                <w:b/>
+                <w:sz w:val="18"/>
+              </w:rPr>
+              <w:t>总收益</w:t>
+            </w:r>
+          </w:p>
+        </w:tc>
+        <w:tc>
+          <w:tcPr>
+            <w:tcW w:type="dxa" w:w="1247"/>
+          </w:tcPr>
+          <w:p>
+            <w:pPr>
+              <w:jc w:val="center"/>
+            </w:pPr>
+            <w:r/>
+            <w:r>
+              <w:rPr>
+                <w:rFonts w:ascii="Times New Roman" w:hAnsi="Times New Roman" w:eastAsia="宋体"/>
+                <w:b/>
+                <w:sz w:val="18"/>
+              </w:rPr>
+              <w:t>最大回撤</w:t>
+            </w:r>
+          </w:p>
+        </w:tc>
+        <w:tc>
+          <w:tcPr>
+            <w:tcW w:type="dxa" w:w="907"/>
+          </w:tcPr>
+          <w:p>
+            <w:pPr>
+              <w:jc w:val="center"/>
+            </w:pPr>
+            <w:r/>
+            <w:r>
+              <w:rPr>
+                <w:rFonts w:ascii="Times New Roman" w:hAnsi="Times New Roman" w:eastAsia="宋体"/>
+                <w:b/>
+                <w:sz w:val="18"/>
+              </w:rPr>
+              <w:t>夏普</w:t>
+            </w:r>
+          </w:p>
+        </w:tc>
+        <w:tc>
+          <w:tcPr>
+            <w:tcW w:type="dxa" w:w="1247"/>
+          </w:tcPr>
+          <w:p>
+            <w:pPr>
+              <w:jc w:val="center"/>
+            </w:pPr>
+            <w:r/>
+            <w:r>
+              <w:rPr>
+                <w:rFonts w:ascii="Times New Roman" w:hAnsi="Times New Roman" w:eastAsia="宋体"/>
+                <w:b/>
+                <w:sz w:val="18"/>
+              </w:rPr>
+              <w:t>交易笔数</w:t>
+            </w:r>
+          </w:p>
+        </w:tc>
+        <w:tc>
+          <w:tcPr>
+            <w:tcW w:type="dxa" w:w="1247"/>
+          </w:tcPr>
+          <w:p>
+            <w:pPr>
+              <w:jc w:val="center"/>
+            </w:pPr>
+            <w:r/>
+            <w:r>
+              <w:rPr>
+                <w:rFonts w:ascii="Times New Roman" w:hAnsi="Times New Roman" w:eastAsia="宋体"/>
+                <w:b/>
+                <w:sz w:val="18"/>
+              </w:rPr>
+              <w:t>卖出胜率</w:t>
+            </w:r>
+          </w:p>
+        </w:tc>
+      </w:tr>
+      <w:tr>
+        <w:tc>
+          <w:tcPr>
+            <w:tcW w:type="dxa" w:w="2948"/>
+          </w:tcPr>
+          <w:p>
+            <w:pPr>
+              <w:jc w:val="center"/>
+            </w:pPr>
+            <w:r/>
+            <w:r>
+              <w:rPr>
+                <w:rFonts w:ascii="Times New Roman" w:hAnsi="Times New Roman" w:eastAsia="宋体"/>
+                <w:sz w:val="18"/>
+              </w:rPr>
+              <w:t>固定止盈+9%/止损-8%</w:t>
+            </w:r>
+          </w:p>
+        </w:tc>
+        <w:tc>
+          <w:tcPr>
+            <w:tcW w:type="dxa" w:w="1247"/>
+          </w:tcPr>
+          <w:p>
+            <w:pPr>
+              <w:jc w:val="center"/>
+            </w:pPr>
+            <w:r/>
+            <w:r>
+              <w:rPr>
+                <w:rFonts w:ascii="Times New Roman" w:hAnsi="Times New Roman" w:eastAsia="宋体"/>
+                <w:sz w:val="18"/>
+              </w:rPr>
+              <w:t>-2.75%</w:t>
+            </w:r>
+          </w:p>
+        </w:tc>
+        <w:tc>
+          <w:tcPr>
+            <w:tcW w:type="dxa" w:w="1247"/>
+          </w:tcPr>
+          <w:p>
+            <w:pPr>
+              <w:jc w:val="center"/>
+            </w:pPr>
+            <w:r/>
+            <w:r>
+              <w:rPr>
+                <w:rFonts w:ascii="Times New Roman" w:hAnsi="Times New Roman" w:eastAsia="宋体"/>
+                <w:sz w:val="18"/>
+              </w:rPr>
+              <w:t>-16.93%</w:t>
+            </w:r>
+          </w:p>
+        </w:tc>
+        <w:tc>
+          <w:tcPr>
+            <w:tcW w:type="dxa" w:w="907"/>
+          </w:tcPr>
+          <w:p>
+            <w:pPr>
+              <w:jc w:val="center"/>
+            </w:pPr>
+            <w:r/>
+            <w:r>
+              <w:rPr>
+                <w:rFonts w:ascii="Times New Roman" w:hAnsi="Times New Roman" w:eastAsia="宋体"/>
+                <w:sz w:val="18"/>
+              </w:rPr>
+              <w:t>-0.11</w:t>
+            </w:r>
+          </w:p>
+        </w:tc>
+        <w:tc>
+          <w:tcPr>
+            <w:tcW w:type="dxa" w:w="1247"/>
+          </w:tcPr>
+          <w:p>
+            <w:pPr>
+              <w:jc w:val="center"/>
+            </w:pPr>
+            <w:r/>
+            <w:r>
+              <w:rPr>
+                <w:rFonts w:ascii="Times New Roman" w:hAnsi="Times New Roman" w:eastAsia="宋体"/>
+                <w:sz w:val="18"/>
+              </w:rPr>
+              <w:t>110</w:t>
+            </w:r>
+          </w:p>
+        </w:tc>
+        <w:tc>
+          <w:tcPr>
+            <w:tcW w:type="dxa" w:w="1247"/>
+          </w:tcPr>
+          <w:p>
+            <w:pPr>
+              <w:jc w:val="center"/>
+            </w:pPr>
+            <w:r/>
+            <w:r>
+              <w:rPr>
+                <w:rFonts w:ascii="Times New Roman" w:hAnsi="Times New Roman" w:eastAsia="宋体"/>
+                <w:sz w:val="18"/>
+              </w:rPr>
+              <w:t>29%</w:t>
+            </w:r>
+          </w:p>
+        </w:tc>
+      </w:tr>
+      <w:tr>
+        <w:tc>
+          <w:tcPr>
+            <w:tcW w:type="dxa" w:w="2948"/>
+          </w:tcPr>
+          <w:p>
+            <w:pPr>
+              <w:jc w:val="center"/>
+            </w:pPr>
+            <w:r/>
+            <w:r>
+              <w:rPr>
+                <w:rFonts w:ascii="Times New Roman" w:hAnsi="Times New Roman" w:eastAsia="宋体"/>
+                <w:sz w:val="18"/>
+              </w:rPr>
+              <w:t>跌破20日均线离场</w:t>
+            </w:r>
+          </w:p>
+        </w:tc>
+        <w:tc>
+          <w:tcPr>
+            <w:tcW w:type="dxa" w:w="1247"/>
+          </w:tcPr>
+          <w:p>
+            <w:pPr>
+              <w:jc w:val="center"/>
+            </w:pPr>
+            <w:r/>
+            <w:r>
+              <w:rPr>
+                <w:rFonts w:ascii="Times New Roman" w:hAnsi="Times New Roman" w:eastAsia="宋体"/>
+                <w:sz w:val="18"/>
+              </w:rPr>
+              <w:t>7.40%</w:t>
+            </w:r>
+          </w:p>
+        </w:tc>
+        <w:tc>
+          <w:tcPr>
+            <w:tcW w:type="dxa" w:w="1247"/>
+          </w:tcPr>
+          <w:p>
+            <w:pPr>
+              <w:jc w:val="center"/>
+            </w:pPr>
+            <w:r/>
+            <w:r>
+              <w:rPr>
+                <w:rFonts w:ascii="Times New Roman" w:hAnsi="Times New Roman" w:eastAsia="宋体"/>
+                <w:sz w:val="18"/>
+              </w:rPr>
+              <w:t>-14.63%</w:t>
+            </w:r>
+          </w:p>
+        </w:tc>
+        <w:tc>
+          <w:tcPr>
+            <w:tcW w:type="dxa" w:w="907"/>
+          </w:tcPr>
+          <w:p>
+            <w:pPr>
+              <w:jc w:val="center"/>
+            </w:pPr>
+            <w:r/>
+            <w:r>
+              <w:rPr>
+                <w:rFonts w:ascii="Times New Roman" w:hAnsi="Times New Roman" w:eastAsia="宋体"/>
+                <w:sz w:val="18"/>
+              </w:rPr>
+              <w:t>0.4</w:t>
+            </w:r>
+          </w:p>
+        </w:tc>
+        <w:tc>
+          <w:tcPr>
+            <w:tcW w:type="dxa" w:w="1247"/>
+          </w:tcPr>
+          <w:p>
+            <w:pPr>
+              <w:jc w:val="center"/>
+            </w:pPr>
+            <w:r/>
+            <w:r>
+              <w:rPr>
+                <w:rFonts w:ascii="Times New Roman" w:hAnsi="Times New Roman" w:eastAsia="宋体"/>
+                <w:sz w:val="18"/>
+              </w:rPr>
+              <w:t>359</w:t>
+            </w:r>
+          </w:p>
+        </w:tc>
+        <w:tc>
+          <w:tcPr>
+            <w:tcW w:type="dxa" w:w="1247"/>
+          </w:tcPr>
+          <w:p>
+            <w:pPr>
+              <w:jc w:val="center"/>
+            </w:pPr>
+            <w:r/>
+            <w:r>
+              <w:rPr>
+                <w:rFonts w:ascii="Times New Roman" w:hAnsi="Times New Roman" w:eastAsia="宋体"/>
+                <w:sz w:val="18"/>
+              </w:rPr>
+              <w:t>32%</w:t>
+            </w:r>
+          </w:p>
+        </w:tc>
+      </w:tr>
+      <w:tr>
+        <w:tc>
+          <w:tcPr>
+            <w:tcW w:type="dxa" w:w="2948"/>
+          </w:tcPr>
+          <w:p>
+            <w:pPr>
+              <w:jc w:val="center"/>
+            </w:pPr>
+            <w:r/>
+            <w:r>
+              <w:rPr>
+                <w:rFonts w:ascii="Times New Roman" w:hAnsi="Times New Roman" w:eastAsia="宋体"/>
+                <w:sz w:val="18"/>
+              </w:rPr>
+              <w:t>移动止损：自最高价回撤12%离场</w:t>
+            </w:r>
+          </w:p>
+        </w:tc>
+        <w:tc>
+          <w:tcPr>
+            <w:tcW w:type="dxa" w:w="1247"/>
+          </w:tcPr>
+          <w:p>
+            <w:pPr>
+              <w:jc w:val="center"/>
+            </w:pPr>
+            <w:r/>
+            <w:r>
+              <w:rPr>
+                <w:rFonts w:ascii="Times New Roman" w:hAnsi="Times New Roman" w:eastAsia="宋体"/>
+                <w:sz w:val="18"/>
+              </w:rPr>
+              <w:t>20.76%</w:t>
+            </w:r>
+          </w:p>
+        </w:tc>
+        <w:tc>
+          <w:tcPr>
+            <w:tcW w:type="dxa" w:w="1247"/>
+          </w:tcPr>
+          <w:p>
+            <w:pPr>
+              <w:jc w:val="center"/>
+            </w:pPr>
+            <w:r/>
+            <w:r>
+              <w:rPr>
+                <w:rFonts w:ascii="Times New Roman" w:hAnsi="Times New Roman" w:eastAsia="宋体"/>
+                <w:sz w:val="18"/>
+              </w:rPr>
+              <w:t>-12.54%</w:t>
+            </w:r>
+          </w:p>
+        </w:tc>
+        <w:tc>
+          <w:tcPr>
+            <w:tcW w:type="dxa" w:w="907"/>
+          </w:tcPr>
+          <w:p>
+            <w:pPr>
+              <w:jc w:val="center"/>
+            </w:pPr>
+            <w:r/>
+            <w:r>
+              <w:rPr>
+                <w:rFonts w:ascii="Times New Roman" w:hAnsi="Times New Roman" w:eastAsia="宋体"/>
+                <w:sz w:val="18"/>
+              </w:rPr>
+              <w:t>0.94</w:t>
+            </w:r>
+          </w:p>
+        </w:tc>
+        <w:tc>
+          <w:tcPr>
+            <w:tcW w:type="dxa" w:w="1247"/>
+          </w:tcPr>
+          <w:p>
+            <w:pPr>
+              <w:jc w:val="center"/>
+            </w:pPr>
+            <w:r/>
+            <w:r>
+              <w:rPr>
+                <w:rFonts w:ascii="Times New Roman" w:hAnsi="Times New Roman" w:eastAsia="宋体"/>
+                <w:sz w:val="18"/>
+              </w:rPr>
+              <w:t>64</w:t>
+            </w:r>
+          </w:p>
+        </w:tc>
+        <w:tc>
+          <w:tcPr>
+            <w:tcW w:type="dxa" w:w="1247"/>
+          </w:tcPr>
+          <w:p>
+            <w:pPr>
+              <w:jc w:val="center"/>
+            </w:pPr>
+            <w:r/>
+            <w:r>
+              <w:rPr>
+                <w:rFonts w:ascii="Times New Roman" w:hAnsi="Times New Roman" w:eastAsia="宋体"/>
+                <w:sz w:val="18"/>
+              </w:rPr>
+              <w:t>22%</w:t>
+            </w:r>
+          </w:p>
+        </w:tc>
+      </w:tr>
+    </w:tbl>
+    <w:p>
+      <w:pPr>
+        <w:spacing w:after="120" w:line="312" w:lineRule="auto"/>
+        <w:ind w:firstLine="480"/>
+        <w:jc w:val="both"/>
+      </w:pPr>
+      <w:r>
+        <w:rPr>
+          <w:rFonts w:ascii="Times New Roman" w:hAnsi="Times New Roman" w:eastAsia="宋体"/>
+          <w:b w:val="0"/>
+          <w:sz w:val="24"/>
+        </w:rPr>
+        <w:t>结论：①固定止盈在震荡市无效（无偏口径下 -2.75%），改为移动止损后收益 +20.76%、最大回撤由 -16.93% 收窄到 -12.54%；②交易越频繁收益越低，费用与择时损耗是主要拖累；③宽基ETF底仓提供基准收益，个股负责超额。</w:t>
+      </w:r>
+    </w:p>
+    <w:p>
+      <w:pPr>
+        <w:spacing w:after="160" w:line="312" w:lineRule="auto"/>
+        <w:jc w:val="left"/>
+      </w:pPr>
+      <w:r>
+        <w:rPr>
+          <w:rFonts w:ascii="Times New Roman" w:hAnsi="Times New Roman" w:eastAsia="宋体"/>
+          <w:b/>
+          <w:sz w:val="24"/>
+        </w:rPr>
+        <w:t>三、当前生效参数</w:t>
+      </w:r>
+    </w:p>
+    <w:tbl>
+      <w:tblPr>
+        <w:tblStyle w:val="TableGrid"/>
+        <w:tblW w:type="auto" w:w="0"/>
+        <w:jc w:val="center"/>
+        <w:tblLook w:firstColumn="1" w:firstRow="1" w:lastColumn="0" w:lastRow="0" w:noHBand="0" w:noVBand="1" w:val="04A0"/>
+      </w:tblPr>
+      <w:tblGrid>
+        <w:gridCol w:w="2880"/>
+        <w:gridCol w:w="2880"/>
+        <w:gridCol w:w="2880"/>
+      </w:tblGrid>
+      <w:tr>
+        <w:tc>
+          <w:tcPr>
+            <w:tcW w:type="dxa" w:w="2381"/>
+          </w:tcPr>
+          <w:p>
+            <w:pPr>
+              <w:jc w:val="center"/>
+            </w:pPr>
+            <w:r/>
+            <w:r>
+              <w:rPr>
+                <w:rFonts w:ascii="Times New Roman" w:hAnsi="Times New Roman" w:eastAsia="宋体"/>
+                <w:b/>
+                <w:sz w:val="18"/>
+              </w:rPr>
+              <w:t>参数</w:t>
+            </w:r>
+          </w:p>
+        </w:tc>
+        <w:tc>
+          <w:tcPr>
+            <w:tcW w:type="dxa" w:w="1701"/>
+          </w:tcPr>
+          <w:p>
+            <w:pPr>
+              <w:jc w:val="center"/>
+            </w:pPr>
+            <w:r/>
+            <w:r>
+              <w:rPr>
+                <w:rFonts w:ascii="Times New Roman" w:hAnsi="Times New Roman" w:eastAsia="宋体"/>
+                <w:b/>
+                <w:sz w:val="18"/>
+              </w:rPr>
+              <w:t>取值</w:t>
+            </w:r>
+          </w:p>
+        </w:tc>
+        <w:tc>
+          <w:tcPr>
+            <w:tcW w:type="dxa" w:w="4535"/>
+          </w:tcPr>
+          <w:p>
+            <w:pPr>
+              <w:jc w:val="center"/>
+            </w:pPr>
+            <w:r/>
+            <w:r>
+              <w:rPr>
+                <w:rFonts w:ascii="Times New Roman" w:hAnsi="Times New Roman" w:eastAsia="宋体"/>
+                <w:b/>
+                <w:sz w:val="18"/>
+              </w:rPr>
+              <w:t>说明</w:t>
+            </w:r>
+          </w:p>
+        </w:tc>
+      </w:tr>
+      <w:tr>
+        <w:tc>
+          <w:tcPr>
+            <w:tcW w:type="dxa" w:w="2381"/>
+          </w:tcPr>
+          <w:p>
+            <w:pPr>
+              <w:jc w:val="center"/>
+            </w:pPr>
+            <w:r/>
+            <w:r>
+              <w:rPr>
+                <w:rFonts w:ascii="Times New Roman" w:hAnsi="Times New Roman" w:eastAsia="宋体"/>
+                <w:sz w:val="18"/>
+              </w:rPr>
+              <w:t>单只持仓上限</w:t>
             </w:r>
           </w:p>
         </w:tc>
@@ -322,13 +1244,13 @@
                 <w:rFonts w:ascii="Times New Roman" w:hAnsi="Times New Roman" w:eastAsia="宋体"/>
                 <w:sz w:val="18"/>
               </w:rPr>
-              <w:t>技术面恶化（MACD死叉且技术分&lt;45）</w:t>
+              <w:t>30%</w:t>
             </w:r>
           </w:p>
         </w:tc>
         <w:tc>
           <w:tcPr>
-            <w:tcW w:type="dxa" w:w="1928"/>
+            <w:tcW w:type="dxa" w:w="4535"/>
           </w:tcPr>
           <w:p>
             <w:pPr>
@@ -340,13 +1262,15 @@
                 <w:rFonts w:ascii="Times New Roman" w:hAnsi="Times New Roman" w:eastAsia="宋体"/>
                 <w:sz w:val="18"/>
               </w:rPr>
-              <w:t>提前于止盈/止损线离场</w:t>
+              <w:t>任务书硬性要求，规则引擎拦截超限买入</w:t>
             </w:r>
           </w:p>
         </w:tc>
+      </w:tr>
+      <w:tr>
         <w:tc>
           <w:tcPr>
-            <w:tcW w:type="dxa" w:w="1474"/>
+            <w:tcW w:type="dxa" w:w="2381"/>
           </w:tcPr>
           <w:p>
             <w:pPr>
@@ -358,13 +1282,13 @@
                 <w:rFonts w:ascii="Times New Roman" w:hAnsi="Times New Roman" w:eastAsia="宋体"/>
                 <w:sz w:val="18"/>
               </w:rPr>
-              <w:t>减少回撤、执行纪律</w:t>
+              <w:t>现金下限</w:t>
             </w:r>
           </w:p>
         </w:tc>
         <w:tc>
           <w:tcPr>
-            <w:tcW w:type="dxa" w:w="1587"/>
+            <w:tcW w:type="dxa" w:w="1701"/>
           </w:tcPr>
           <w:p>
             <w:pPr>
@@ -376,7 +1300,417 @@
                 <w:rFonts w:ascii="Times New Roman" w:hAnsi="Times New Roman" w:eastAsia="宋体"/>
                 <w:sz w:val="18"/>
               </w:rPr>
-              <w:t>震荡市中可能被反复洗出</w:t>
+              <w:t>20%</w:t>
+            </w:r>
+          </w:p>
+        </w:tc>
+        <w:tc>
+          <w:tcPr>
+            <w:tcW w:type="dxa" w:w="4535"/>
+          </w:tcPr>
+          <w:p>
+            <w:pPr>
+              <w:jc w:val="center"/>
+            </w:pPr>
+            <w:r/>
+            <w:r>
+              <w:rPr>
+                <w:rFonts w:ascii="Times New Roman" w:hAnsi="Times New Roman" w:eastAsia="宋体"/>
+                <w:sz w:val="18"/>
+              </w:rPr>
+              <w:t>保留补仓与抗回撤能力</w:t>
+            </w:r>
+          </w:p>
+        </w:tc>
+      </w:tr>
+      <w:tr>
+        <w:tc>
+          <w:tcPr>
+            <w:tcW w:type="dxa" w:w="2381"/>
+          </w:tcPr>
+          <w:p>
+            <w:pPr>
+              <w:jc w:val="center"/>
+            </w:pPr>
+            <w:r/>
+            <w:r>
+              <w:rPr>
+                <w:rFonts w:ascii="Times New Roman" w:hAnsi="Times New Roman" w:eastAsia="宋体"/>
+                <w:sz w:val="18"/>
+              </w:rPr>
+              <w:t>单只目标仓位</w:t>
+            </w:r>
+          </w:p>
+        </w:tc>
+        <w:tc>
+          <w:tcPr>
+            <w:tcW w:type="dxa" w:w="1701"/>
+          </w:tcPr>
+          <w:p>
+            <w:pPr>
+              <w:jc w:val="center"/>
+            </w:pPr>
+            <w:r/>
+            <w:r>
+              <w:rPr>
+                <w:rFonts w:ascii="Times New Roman" w:hAnsi="Times New Roman" w:eastAsia="宋体"/>
+                <w:sz w:val="18"/>
+              </w:rPr>
+              <w:t>24%</w:t>
+            </w:r>
+          </w:p>
+        </w:tc>
+        <w:tc>
+          <w:tcPr>
+            <w:tcW w:type="dxa" w:w="4535"/>
+          </w:tcPr>
+          <w:p>
+            <w:pPr>
+              <w:jc w:val="center"/>
+            </w:pPr>
+            <w:r/>
+            <w:r>
+              <w:rPr>
+                <w:rFonts w:ascii="Times New Roman" w:hAnsi="Times New Roman" w:eastAsia="宋体"/>
+                <w:sz w:val="18"/>
+              </w:rPr>
+              <w:t>留出安全边际</w:t>
+            </w:r>
+          </w:p>
+        </w:tc>
+      </w:tr>
+      <w:tr>
+        <w:tc>
+          <w:tcPr>
+            <w:tcW w:type="dxa" w:w="2381"/>
+          </w:tcPr>
+          <w:p>
+            <w:pPr>
+              <w:jc w:val="center"/>
+            </w:pPr>
+            <w:r/>
+            <w:r>
+              <w:rPr>
+                <w:rFonts w:ascii="Times New Roman" w:hAnsi="Times New Roman" w:eastAsia="宋体"/>
+                <w:sz w:val="18"/>
+              </w:rPr>
+              <w:t>宽基ETF底仓</w:t>
+            </w:r>
+          </w:p>
+        </w:tc>
+        <w:tc>
+          <w:tcPr>
+            <w:tcW w:type="dxa" w:w="1701"/>
+          </w:tcPr>
+          <w:p>
+            <w:pPr>
+              <w:jc w:val="center"/>
+            </w:pPr>
+            <w:r/>
+            <w:r>
+              <w:rPr>
+                <w:rFonts w:ascii="Times New Roman" w:hAnsi="Times New Roman" w:eastAsia="宋体"/>
+                <w:sz w:val="18"/>
+              </w:rPr>
+              <w:t>30%</w:t>
+            </w:r>
+          </w:p>
+        </w:tc>
+        <w:tc>
+          <w:tcPr>
+            <w:tcW w:type="dxa" w:w="4535"/>
+          </w:tcPr>
+          <w:p>
+            <w:pPr>
+              <w:jc w:val="center"/>
+            </w:pPr>
+            <w:r/>
+            <w:r>
+              <w:rPr>
+                <w:rFonts w:ascii="Times New Roman" w:hAnsi="Times New Roman" w:eastAsia="宋体"/>
+                <w:sz w:val="18"/>
+              </w:rPr>
+              <w:t>分散个股风险、贴近基准</w:t>
+            </w:r>
+          </w:p>
+        </w:tc>
+      </w:tr>
+      <w:tr>
+        <w:tc>
+          <w:tcPr>
+            <w:tcW w:type="dxa" w:w="2381"/>
+          </w:tcPr>
+          <w:p>
+            <w:pPr>
+              <w:jc w:val="center"/>
+            </w:pPr>
+            <w:r/>
+            <w:r>
+              <w:rPr>
+                <w:rFonts w:ascii="Times New Roman" w:hAnsi="Times New Roman" w:eastAsia="宋体"/>
+                <w:sz w:val="18"/>
+              </w:rPr>
+              <w:t>移动止损</w:t>
+            </w:r>
+          </w:p>
+        </w:tc>
+        <w:tc>
+          <w:tcPr>
+            <w:tcW w:type="dxa" w:w="1701"/>
+          </w:tcPr>
+          <w:p>
+            <w:pPr>
+              <w:jc w:val="center"/>
+            </w:pPr>
+            <w:r/>
+            <w:r>
+              <w:rPr>
+                <w:rFonts w:ascii="Times New Roman" w:hAnsi="Times New Roman" w:eastAsia="宋体"/>
+                <w:sz w:val="18"/>
+              </w:rPr>
+              <w:t>自最高价回撤12%</w:t>
+            </w:r>
+          </w:p>
+        </w:tc>
+        <w:tc>
+          <w:tcPr>
+            <w:tcW w:type="dxa" w:w="4535"/>
+          </w:tcPr>
+          <w:p>
+            <w:pPr>
+              <w:jc w:val="center"/>
+            </w:pPr>
+            <w:r/>
+            <w:r>
+              <w:rPr>
+                <w:rFonts w:ascii="Times New Roman" w:hAnsi="Times New Roman" w:eastAsia="宋体"/>
+                <w:sz w:val="18"/>
+              </w:rPr>
+              <w:t>替代固定止盈，回测收益最优</w:t>
+            </w:r>
+          </w:p>
+        </w:tc>
+      </w:tr>
+      <w:tr>
+        <w:tc>
+          <w:tcPr>
+            <w:tcW w:type="dxa" w:w="2381"/>
+          </w:tcPr>
+          <w:p>
+            <w:pPr>
+              <w:jc w:val="center"/>
+            </w:pPr>
+            <w:r/>
+            <w:r>
+              <w:rPr>
+                <w:rFonts w:ascii="Times New Roman" w:hAnsi="Times New Roman" w:eastAsia="宋体"/>
+                <w:sz w:val="18"/>
+              </w:rPr>
+              <w:t>固定止损</w:t>
+            </w:r>
+          </w:p>
+        </w:tc>
+        <w:tc>
+          <w:tcPr>
+            <w:tcW w:type="dxa" w:w="1701"/>
+          </w:tcPr>
+          <w:p>
+            <w:pPr>
+              <w:jc w:val="center"/>
+            </w:pPr>
+            <w:r/>
+            <w:r>
+              <w:rPr>
+                <w:rFonts w:ascii="Times New Roman" w:hAnsi="Times New Roman" w:eastAsia="宋体"/>
+                <w:sz w:val="18"/>
+              </w:rPr>
+              <w:t>-8%</w:t>
+            </w:r>
+          </w:p>
+        </w:tc>
+        <w:tc>
+          <w:tcPr>
+            <w:tcW w:type="dxa" w:w="4535"/>
+          </w:tcPr>
+          <w:p>
+            <w:pPr>
+              <w:jc w:val="center"/>
+            </w:pPr>
+            <w:r/>
+            <w:r>
+              <w:rPr>
+                <w:rFonts w:ascii="Times New Roman" w:hAnsi="Times New Roman" w:eastAsia="宋体"/>
+                <w:sz w:val="18"/>
+              </w:rPr>
+              <w:t>保护本金，始终生效</w:t>
+            </w:r>
+          </w:p>
+        </w:tc>
+      </w:tr>
+      <w:tr>
+        <w:tc>
+          <w:tcPr>
+            <w:tcW w:type="dxa" w:w="2381"/>
+          </w:tcPr>
+          <w:p>
+            <w:pPr>
+              <w:jc w:val="center"/>
+            </w:pPr>
+            <w:r/>
+            <w:r>
+              <w:rPr>
+                <w:rFonts w:ascii="Times New Roman" w:hAnsi="Times New Roman" w:eastAsia="宋体"/>
+                <w:sz w:val="18"/>
+              </w:rPr>
+              <w:t>开仓评分门槛</w:t>
+            </w:r>
+          </w:p>
+        </w:tc>
+        <w:tc>
+          <w:tcPr>
+            <w:tcW w:type="dxa" w:w="1701"/>
+          </w:tcPr>
+          <w:p>
+            <w:pPr>
+              <w:jc w:val="center"/>
+            </w:pPr>
+            <w:r/>
+            <w:r>
+              <w:rPr>
+                <w:rFonts w:ascii="Times New Roman" w:hAnsi="Times New Roman" w:eastAsia="宋体"/>
+                <w:sz w:val="18"/>
+              </w:rPr>
+              <w:t>60分</w:t>
+            </w:r>
+          </w:p>
+        </w:tc>
+        <w:tc>
+          <w:tcPr>
+            <w:tcW w:type="dxa" w:w="4535"/>
+          </w:tcPr>
+          <w:p>
+            <w:pPr>
+              <w:jc w:val="center"/>
+            </w:pPr>
+            <w:r/>
+            <w:r>
+              <w:rPr>
+                <w:rFonts w:ascii="Times New Roman" w:hAnsi="Times New Roman" w:eastAsia="宋体"/>
+                <w:sz w:val="18"/>
+              </w:rPr>
+              <w:t>综合评分（基本面50%+技术面50%）</w:t>
+            </w:r>
+          </w:p>
+        </w:tc>
+      </w:tr>
+      <w:tr>
+        <w:tc>
+          <w:tcPr>
+            <w:tcW w:type="dxa" w:w="2381"/>
+          </w:tcPr>
+          <w:p>
+            <w:pPr>
+              <w:jc w:val="center"/>
+            </w:pPr>
+            <w:r/>
+            <w:r>
+              <w:rPr>
+                <w:rFonts w:ascii="Times New Roman" w:hAnsi="Times New Roman" w:eastAsia="宋体"/>
+                <w:sz w:val="18"/>
+              </w:rPr>
+              <w:t>单日最多建仓</w:t>
+            </w:r>
+          </w:p>
+        </w:tc>
+        <w:tc>
+          <w:tcPr>
+            <w:tcW w:type="dxa" w:w="1701"/>
+          </w:tcPr>
+          <w:p>
+            <w:pPr>
+              <w:jc w:val="center"/>
+            </w:pPr>
+            <w:r/>
+            <w:r>
+              <w:rPr>
+                <w:rFonts w:ascii="Times New Roman" w:hAnsi="Times New Roman" w:eastAsia="宋体"/>
+                <w:sz w:val="18"/>
+              </w:rPr>
+              <w:t>2只</w:t>
+            </w:r>
+          </w:p>
+        </w:tc>
+        <w:tc>
+          <w:tcPr>
+            <w:tcW w:type="dxa" w:w="4535"/>
+          </w:tcPr>
+          <w:p>
+            <w:pPr>
+              <w:jc w:val="center"/>
+            </w:pPr>
+            <w:r/>
+            <w:r>
+              <w:rPr>
+                <w:rFonts w:ascii="Times New Roman" w:hAnsi="Times New Roman" w:eastAsia="宋体"/>
+                <w:sz w:val="18"/>
+              </w:rPr>
+              <w:t>降低换手与冲击成本</w:t>
+            </w:r>
+          </w:p>
+        </w:tc>
+      </w:tr>
+      <w:tr>
+        <w:tc>
+          <w:tcPr>
+            <w:tcW w:type="dxa" w:w="2381"/>
+          </w:tcPr>
+          <w:p>
+            <w:pPr>
+              <w:jc w:val="center"/>
+            </w:pPr>
+            <w:r/>
+            <w:r>
+              <w:rPr>
+                <w:rFonts w:ascii="Times New Roman" w:hAnsi="Times New Roman" w:eastAsia="宋体"/>
+                <w:sz w:val="18"/>
+              </w:rPr>
+              <w:t>交易频率下限</w:t>
+            </w:r>
+          </w:p>
+        </w:tc>
+        <w:tc>
+          <w:tcPr>
+            <w:tcW w:type="dxa" w:w="1701"/>
+          </w:tcPr>
+          <w:p>
+            <w:pPr>
+              <w:jc w:val="center"/>
+            </w:pPr>
+            <w:r/>
+            <w:r>
+              <w:rPr>
+                <w:rFonts w:ascii="Times New Roman" w:hAnsi="Times New Roman" w:eastAsia="宋体"/>
+                <w:sz w:val="18"/>
+              </w:rPr>
+              <w:t>每两周1笔</w:t>
+            </w:r>
+          </w:p>
+        </w:tc>
+        <w:tc>
+          <w:tcPr>
+            <w:tcW w:type="dxa" w:w="4535"/>
+          </w:tcPr>
+          <w:p>
+            <w:pPr>
+              <w:jc w:val="center"/>
+            </w:pPr>
+            <w:r/>
+            <w:r>
+              <w:rPr>
+                <w:rFonts w:ascii="Times New Roman" w:hAnsi="Times New Roman" w:eastAsia="宋体"/>
+                <w:sz w:val="18"/>
+              </w:rPr>
+              <w:t>任务书要求，避免长期空仓</w:t>
             </w:r>
           </w:p>
         </w:tc>
@@ -384,8 +1718,23 @@
     </w:tbl>
     <w:p>
       <w:pPr>
+        <w:spacing w:after="160" w:line="312" w:lineRule="auto"/>
+        <w:jc w:val="left"/>
+      </w:pPr>
+      <w:r>
+        <w:rPr>
+          <w:rFonts w:ascii="Times New Roman" w:hAnsi="Times New Roman" w:eastAsia="宋体"/>
+          <w:b/>
+          <w:sz w:val="24"/>
+        </w:rPr>
+        <w:t>四、后续观察与调整原则</w:t>
+      </w:r>
+    </w:p>
+    <w:p>
+      <w:pPr>
         <w:spacing w:after="120" w:line="312" w:lineRule="auto"/>
-        <w:jc w:val="left"/>
+        <w:ind w:firstLine="480"/>
+        <w:jc w:val="both"/>
       </w:pPr>
       <w:r>
         <w:rPr>
@@ -393,7 +1742,7 @@
           <w:b w:val="0"/>
           <w:sz w:val="24"/>
         </w:rPr>
-        <w:t>当前候选池前3位：紫金矿业、中国平安、长江电力。后续根据路演反馈与复盘结果滚动调整。</w:t>
+        <w:t>当前候选池前3位：紫金矿业、中国平安、长江电力。后续按三条原则滚动调整：①任何参数改动先用回测验证，并保留无偏对照；②以决策后 T+5/T+10/T+20 的超额收益检验策略是否真的有效；③调整记录与AI使用记录同步更新，保证证据链完整。</w:t>
       </w:r>
     </w:p>
     <w:sectPr>

--- a/outputs/10_策略调整记录.docx
+++ b/outputs/10_策略调整记录.docx
@@ -1742,7 +1742,7 @@
           <w:b w:val="0"/>
           <w:sz w:val="24"/>
         </w:rPr>
-        <w:t>当前候选池前3位：紫金矿业、中国平安、长江电力。后续按三条原则滚动调整：①任何参数改动先用回测验证，并保留无偏对照；②以决策后 T+5/T+10/T+20 的超额收益检验策略是否真的有效；③调整记录与AI使用记录同步更新，保证证据链完整。</w:t>
+        <w:t>当前候选池前3位：紫金矿业、中国平安、宁德时代。后续按三条原则滚动调整：①任何参数改动先用回测验证，并保留无偏对照；②以决策后 T+5/T+10/T+20 的超额收益检验策略是否真的有效；③调整记录与AI使用记录同步更新，保证证据链完整。</w:t>
       </w:r>
     </w:p>
     <w:sectPr>

--- a/outputs/10_策略调整记录.docx
+++ b/outputs/10_策略调整记录.docx
@@ -1742,7 +1742,7 @@
           <w:b w:val="0"/>
           <w:sz w:val="24"/>
         </w:rPr>
-        <w:t>当前候选池前3位：紫金矿业、中国平安、宁德时代。后续按三条原则滚动调整：①任何参数改动先用回测验证，并保留无偏对照；②以决策后 T+5/T+10/T+20 的超额收益检验策略是否真的有效；③调整记录与AI使用记录同步更新，保证证据链完整。</w:t>
+        <w:t>当前候选池前3位：紫金矿业、宁德时代、长江电力。后续按三条原则滚动调整：①任何参数改动先用回测验证，并保留无偏对照；②以决策后 T+5/T+10/T+20 的超额收益检验策略是否真的有效；③调整记录与AI使用记录同步更新，保证证据链完整。</w:t>
       </w:r>
     </w:p>
     <w:sectPr>
